--- a/paper/acknowledgments.docx
+++ b/paper/acknowledgments.docx
@@ -68,12 +68,15 @@
     </w:p>
     <w:p>
       <w:pPr>
-        <w:rPr>
-          <w:rFonts w:hint="default" w:ascii="Times New Roman" w:hAnsi="Times New Roman" w:eastAsia="华文中宋" w:cs="Times New Roman"/>
-          <w:sz w:val="24"/>
-          <w:szCs w:val="24"/>
-        </w:rPr>
-      </w:pPr>
+        <w:ind w:firstLine="480" w:firstLineChars="200"/>
+        <w:rPr>
+          <w:rFonts w:hint="default" w:ascii="Times New Roman" w:hAnsi="Times New Roman" w:eastAsia="华文中宋" w:cs="Times New Roman"/>
+          <w:sz w:val="24"/>
+          <w:szCs w:val="24"/>
+        </w:rPr>
+      </w:pPr>
+      <w:bookmarkStart w:id="0" w:name="_GoBack"/>
+      <w:bookmarkEnd w:id="0"/>
       <w:r>
         <w:rPr>
           <w:rFonts w:hint="default" w:ascii="Times New Roman" w:hAnsi="Times New Roman" w:eastAsia="华文中宋" w:cs="Times New Roman"/>
@@ -321,6 +324,7 @@
       <w:pPr>
         <w:widowControl w:val="0"/>
         <w:numPr>
+          <w:ilvl w:val="0"/>
           <w:numId w:val="0"/>
         </w:numPr>
         <w:jc w:val="both"/>
@@ -335,6 +339,7 @@
       <w:pPr>
         <w:widowControl w:val="0"/>
         <w:numPr>
+          <w:ilvl w:val="0"/>
           <w:numId w:val="0"/>
         </w:numPr>
         <w:jc w:val="both"/>
@@ -348,6 +353,7 @@
     <w:p>
       <w:pPr>
         <w:numPr>
+          <w:ilvl w:val="0"/>
           <w:numId w:val="0"/>
         </w:numPr>
         <w:ind w:leftChars="200"/>
@@ -382,6 +388,7 @@
     <w:p>
       <w:pPr>
         <w:numPr>
+          <w:ilvl w:val="0"/>
           <w:numId w:val="0"/>
         </w:numPr>
         <w:ind w:left="0" w:leftChars="0" w:right="0" w:rightChars="0" w:firstLine="0" w:firstLineChars="0"/>
@@ -394,8 +401,6 @@
           <w:szCs w:val="24"/>
         </w:rPr>
       </w:pPr>
-      <w:bookmarkStart w:id="0" w:name="_GoBack"/>
-      <w:bookmarkEnd w:id="0"/>
       <w:r>
         <w:rPr>
           <w:rFonts w:hint="default" w:ascii="Times New Roman" w:hAnsi="Times New Roman" w:eastAsia="华文中宋" w:cs="Times New Roman"/>
@@ -410,6 +415,7 @@
     <w:p>
       <w:pPr>
         <w:numPr>
+          <w:ilvl w:val="0"/>
           <w:numId w:val="0"/>
         </w:numPr>
         <w:ind w:leftChars="200"/>
@@ -897,7 +903,7 @@
     <w:lsdException w:unhideWhenUsed="0" w:uiPriority="0" w:semiHidden="0" w:name="HTML Sample"/>
     <w:lsdException w:unhideWhenUsed="0" w:uiPriority="0" w:semiHidden="0" w:name="HTML Typewriter"/>
     <w:lsdException w:unhideWhenUsed="0" w:uiPriority="0" w:semiHidden="0" w:name="HTML Variable"/>
-    <w:lsdException w:unhideWhenUsed="0" w:uiPriority="0" w:name="Normal Table"/>
+    <w:lsdException w:qFormat="1" w:unhideWhenUsed="0" w:uiPriority="0" w:name="Normal Table"/>
     <w:lsdException w:unhideWhenUsed="0" w:uiPriority="0" w:semiHidden="0" w:name="annotation subject"/>
     <w:lsdException w:unhideWhenUsed="0" w:uiPriority="0" w:semiHidden="0" w:name="Table Simple 1"/>
     <w:lsdException w:unhideWhenUsed="0" w:uiPriority="0" w:semiHidden="0" w:name="Table Simple 2"/>
@@ -1067,6 +1073,7 @@
   <w:style w:type="table" w:default="1" w:styleId="2">
     <w:name w:val="Normal Table"/>
     <w:semiHidden/>
+    <w:qFormat/>
     <w:uiPriority w:val="0"/>
     <w:tblPr>
       <w:tblCellMar>
